--- a/設計文件/遊戲內程式設計.docx
+++ b/設計文件/遊戲內程式設計.docx
@@ -711,316 +711,142 @@
         <w:t>三、已實作功能 vs 完整版對照</w:t>
       </w:r>
     </w:p>
-    <w:tbl>
-      <w:tblPr>
-        <w:tblStyle w:val="TableGrid"/>
-        <w:tblW w:type="auto" w:w="0"/>
-        <w:tblLook w:firstColumn="1" w:firstRow="1" w:lastColumn="0" w:lastRow="0" w:noHBand="0" w:noVBand="1" w:val="04A0"/>
-      </w:tblPr>
-      <w:tblGrid>
-        <w:gridCol w:w="2880"/>
-        <w:gridCol w:w="2880"/>
-        <w:gridCol w:w="2880"/>
-      </w:tblGrid>
-      <w:tr>
-        <w:tc>
-          <w:tcPr>
-            <w:tcW w:type="dxa" w:w="2880"/>
-          </w:tcPr>
-          <w:p>
-            <w:r>
-              <w:rPr>
-                <w:b/>
-              </w:rPr>
-              <w:t>系統</w:t>
-            </w:r>
-          </w:p>
-        </w:tc>
-        <w:tc>
-          <w:tcPr>
-            <w:tcW w:type="dxa" w:w="2880"/>
-          </w:tcPr>
-          <w:p>
-            <w:r>
-              <w:rPr>
-                <w:b/>
-              </w:rPr>
-              <w:t>完整版設計</w:t>
-            </w:r>
-          </w:p>
-        </w:tc>
-        <w:tc>
-          <w:tcPr>
-            <w:tcW w:type="dxa" w:w="2880"/>
-          </w:tcPr>
-          <w:p>
-            <w:r>
-              <w:rPr>
-                <w:b/>
-              </w:rPr>
-              <w:t>狀態</w:t>
-            </w:r>
-          </w:p>
-        </w:tc>
-      </w:tr>
-      <w:tr>
-        <w:tc>
-          <w:tcPr>
-            <w:tcW w:type="dxa" w:w="2880"/>
-          </w:tcPr>
-          <w:p>
-            <w:r>
-              <w:t>死亡條件</w:t>
-            </w:r>
-          </w:p>
-        </w:tc>
-        <w:tc>
-          <w:tcPr>
-            <w:tcW w:type="dxa" w:w="2880"/>
-          </w:tcPr>
-          <w:p>
-            <w:r>
-              <w:t>裏生命值 &lt;= 0 → 進入雪天列車</w:t>
-            </w:r>
-          </w:p>
-        </w:tc>
-        <w:tc>
-          <w:tcPr>
-            <w:tcW w:type="dxa" w:w="2880"/>
-          </w:tcPr>
-          <w:p>
-            <w:r>
-              <w:t>已實作</w:t>
-            </w:r>
-          </w:p>
-        </w:tc>
-      </w:tr>
-      <w:tr>
-        <w:tc>
-          <w:tcPr>
-            <w:tcW w:type="dxa" w:w="2880"/>
-          </w:tcPr>
-          <w:p>
-            <w:r>
-              <w:t>年齡池篩牌</w:t>
-            </w:r>
-          </w:p>
-        </w:tc>
-        <w:tc>
-          <w:tcPr>
-            <w:tcW w:type="dxa" w:w="2880"/>
-          </w:tcPr>
-          <w:p>
-            <w:r>
-              <w:t>依天數切換童年/青年/中年/老年牌組，新池牌洗牌後加入隊列</w:t>
-            </w:r>
-          </w:p>
-        </w:tc>
-        <w:tc>
-          <w:tcPr>
-            <w:tcW w:type="dxa" w:w="2880"/>
-          </w:tcPr>
-          <w:p>
-            <w:r>
-              <w:t>已實作</w:t>
-            </w:r>
-          </w:p>
-        </w:tc>
-      </w:tr>
-      <w:tr>
-        <w:tc>
-          <w:tcPr>
-            <w:tcW w:type="dxa" w:w="2880"/>
-          </w:tcPr>
-          <w:p>
-            <w:r>
-              <w:t>夢境觸發</w:t>
-            </w:r>
-          </w:p>
-        </w:tc>
-        <w:tc>
-          <w:tcPr>
-            <w:tcW w:type="dxa" w:w="2880"/>
-          </w:tcPr>
-          <w:p>
-            <w:r>
-              <w:t>Entropy &gt;= 100，日結後插入 3 張夢境牌，最後一張打完才換日</w:t>
-            </w:r>
-          </w:p>
-        </w:tc>
-        <w:tc>
-          <w:tcPr>
-            <w:tcW w:type="dxa" w:w="2880"/>
-          </w:tcPr>
-          <w:p>
-            <w:r>
-              <w:t>已實作</w:t>
-            </w:r>
-          </w:p>
-        </w:tc>
-      </w:tr>
-      <w:tr>
-        <w:tc>
-          <w:tcPr>
-            <w:tcW w:type="dxa" w:w="2880"/>
-          </w:tcPr>
-          <w:p>
-            <w:r>
-              <w:t>夢境選牌</w:t>
-            </w:r>
-          </w:p>
-        </w:tc>
-        <w:tc>
-          <w:tcPr>
-            <w:tcW w:type="dxa" w:w="2880"/>
-          </w:tcPr>
-          <w:p>
-            <w:r>
-              <w:t>依最低 1~2 個 core 維度動態篩牌，不足 3 張補其他維度</w:t>
-            </w:r>
-          </w:p>
-        </w:tc>
-        <w:tc>
-          <w:tcPr>
-            <w:tcW w:type="dxa" w:w="2880"/>
-          </w:tcPr>
-          <w:p>
-            <w:r>
-              <w:t>已實作</w:t>
-            </w:r>
-          </w:p>
-        </w:tc>
-      </w:tr>
-      <w:tr>
-        <w:tc>
-          <w:tcPr>
-            <w:tcW w:type="dxa" w:w="2880"/>
-          </w:tcPr>
-          <w:p>
-            <w:r>
-              <w:t>晨間殘留</w:t>
-            </w:r>
-          </w:p>
-        </w:tc>
-        <w:tc>
-          <w:tcPr>
-            <w:tcW w:type="dxa" w:w="2880"/>
-          </w:tcPr>
-          <w:p>
-            <w:r>
-              <w:t>夢境選擇 → 隔天效果乘數 Buff/Debuff</w:t>
-            </w:r>
-          </w:p>
-        </w:tc>
-        <w:tc>
-          <w:tcPr>
-            <w:tcW w:type="dxa" w:w="2880"/>
-          </w:tcPr>
-          <w:p>
-            <w:r>
-              <w:t>未實作</w:t>
-            </w:r>
-          </w:p>
-        </w:tc>
-      </w:tr>
-      <w:tr>
-        <w:tc>
-          <w:tcPr>
-            <w:tcW w:type="dxa" w:w="2880"/>
-          </w:tcPr>
-          <w:p>
-            <w:r>
-              <w:t>故事鏈</w:t>
-            </w:r>
-          </w:p>
-        </w:tc>
-        <w:tc>
-          <w:tcPr>
-            <w:tcW w:type="dxa" w:w="2880"/>
-          </w:tcPr>
-          <w:p>
-            <w:r>
-              <w:t>特定牌觸發連續劇情序列</w:t>
-            </w:r>
-          </w:p>
-        </w:tc>
-        <w:tc>
-          <w:tcPr>
-            <w:tcW w:type="dxa" w:w="2880"/>
-          </w:tcPr>
-          <w:p>
-            <w:r>
-              <w:t>未實作（引擎骨架已有）</w:t>
-            </w:r>
-          </w:p>
-        </w:tc>
-      </w:tr>
-      <w:tr>
-        <w:tc>
-          <w:tcPr>
-            <w:tcW w:type="dxa" w:w="2880"/>
-          </w:tcPr>
-          <w:p>
-            <w:r>
-              <w:t>延遲觸發</w:t>
-            </w:r>
-          </w:p>
-        </w:tc>
-        <w:tc>
-          <w:tcPr>
-            <w:tcW w:type="dxa" w:w="2880"/>
-          </w:tcPr>
-          <w:p>
-            <w:r>
-              <w:t>N天後或進入某年齡池觸發特定牌</w:t>
-            </w:r>
-          </w:p>
-        </w:tc>
-        <w:tc>
-          <w:tcPr>
-            <w:tcW w:type="dxa" w:w="2880"/>
-          </w:tcPr>
-          <w:p>
-            <w:r>
-              <w:t>未實作（引擎骨架已有）</w:t>
-            </w:r>
-          </w:p>
-        </w:tc>
-      </w:tr>
-      <w:tr>
-        <w:tc>
-          <w:tcPr>
-            <w:tcW w:type="dxa" w:w="2880"/>
-          </w:tcPr>
-          <w:p>
-            <w:r>
-              <w:t>靈魂完整度</w:t>
-            </w:r>
-          </w:p>
-        </w:tc>
-        <w:tc>
-          <w:tcPr>
-            <w:tcW w:type="dxa" w:w="2880"/>
-          </w:tcPr>
-          <w:p>
-            <w:r>
-              <w:t>影響最終結局，玩家不可見</w:t>
-            </w:r>
-          </w:p>
-        </w:tc>
-        <w:tc>
-          <w:tcPr>
-            <w:tcW w:type="dxa" w:w="2880"/>
-          </w:tcPr>
-          <w:p>
-            <w:r>
-              <w:t>數值存在，無觸發邏輯</w:t>
-            </w:r>
-          </w:p>
-        </w:tc>
-      </w:tr>
-    </w:tbl>
-    <w:p/>
+    <w:p>
+      <w:pPr/>
+    </w:p>
+    <w:p>
+      <w:pPr>
+        <w:pStyle w:val="Heading2"/>
+      </w:pPr>
+      <w:r>
+        <w:t>年齡池切換系統</w:t>
+      </w:r>
+    </w:p>
+    <w:p>
+      <w:pPr>
+        <w:pStyle w:val="Heading3"/>
+      </w:pPr>
+      <w:r>
+        <w:t>【測試階段設定】</w:t>
+      </w:r>
+    </w:p>
+    <w:p>
+      <w:pPr/>
+      <w:r>
+        <w:t>五個年齡池（童年／少年／青年／中年／老年），閾值壓縮供開發測試用：</w:t>
+      </w:r>
+    </w:p>
+    <w:p>
+      <w:pPr/>
+      <w:r>
+        <w:t>童年 → 第 0 天起</w:t>
+      </w:r>
+    </w:p>
+    <w:p>
+      <w:pPr/>
+      <w:r>
+        <w:t>少年 → 第 3 天起（正式版：第 10 天）</w:t>
+      </w:r>
+    </w:p>
+    <w:p>
+      <w:pPr/>
+      <w:r>
+        <w:t>青年 → 第 6 天起（正式版：第 30 天）</w:t>
+      </w:r>
+    </w:p>
+    <w:p>
+      <w:pPr/>
+      <w:r>
+        <w:t>中年 → 第 9 天起（正式版：第 60 天）</w:t>
+      </w:r>
+    </w:p>
+    <w:p>
+      <w:pPr/>
+      <w:r>
+        <w:t>老年 → 第 12 天起（正式版：第 90 天）</w:t>
+      </w:r>
+    </w:p>
+    <w:p>
+      <w:pPr>
+        <w:pStyle w:val="Heading3"/>
+      </w:pPr>
+      <w:r>
+        <w:t>【正式版設定】</w:t>
+      </w:r>
+    </w:p>
+    <w:p>
+      <w:pPr/>
+      <w:r>
+        <w:t>各池需備有足夠牌數（每池至少涵蓋該期間天數 × 3 張）。</w:t>
+      </w:r>
+    </w:p>
+    <w:p>
+      <w:pPr>
+        <w:pStyle w:val="Heading3"/>
+      </w:pPr>
+      <w:r>
+        <w:t>【切換機制說明】</w:t>
+      </w:r>
+    </w:p>
+    <w:p>
+      <w:pPr/>
+      <w:r>
+        <w:t>換日時（advanceDay）自動比對新天數與閾值，若跨越閾值則將新年齡池的所有牌洗牌後附加至 mainQueue 末端。</w:t>
+      </w:r>
+    </w:p>
+    <w:p>
+      <w:pPr/>
+      <w:r>
+        <w:t>舊年齡池尚未打完的牌不移除，繼續留在 queue 中直到被抽到。</w:t>
+      </w:r>
+    </w:p>
+    <w:p>
+      <w:pPr/>
+      <w:r>
+        <w:t>每個年齡池的牌只在切換時加入一次，不重複補充。</w:t>
+      </w:r>
+    </w:p>
+    <w:p>
+      <w:pPr>
+        <w:pStyle w:val="Heading3"/>
+      </w:pPr>
+      <w:r>
+        <w:t>【目前各池牌數（測試階段）】</w:t>
+      </w:r>
+    </w:p>
+    <w:p>
+      <w:pPr/>
+      <w:r>
+        <w:t>童年：5 張（card_001, 006~009）</w:t>
+      </w:r>
+    </w:p>
+    <w:p>
+      <w:pPr/>
+      <w:r>
+        <w:t>少年：3 張（card_010~012）</w:t>
+      </w:r>
+    </w:p>
+    <w:p>
+      <w:pPr/>
+      <w:r>
+        <w:t>青年：2 張（card_002~003）</w:t>
+      </w:r>
+    </w:p>
+    <w:p>
+      <w:pPr/>
+      <w:r>
+        <w:t>中年：2 張（card_004~005）</w:t>
+      </w:r>
+    </w:p>
+    <w:p>
+      <w:pPr/>
+      <w:r>
+        <w:t>老年：0 張（待補充）</w:t>
+      </w:r>
+    </w:p>
+    <w:p>
+      <w:pPr/>
+    </w:p>
     <w:p>
       <w:pPr>
         <w:pStyle w:val="Heading1"/>
@@ -1029,252 +855,44 @@
         <w:t>四、重要常數（gameConfig.ts）</w:t>
       </w:r>
     </w:p>
-    <w:tbl>
-      <w:tblPr>
-        <w:tblStyle w:val="TableGrid"/>
-        <w:tblW w:type="auto" w:w="0"/>
-        <w:tblLook w:firstColumn="1" w:firstRow="1" w:lastColumn="0" w:lastRow="0" w:noHBand="0" w:noVBand="1" w:val="04A0"/>
-      </w:tblPr>
-      <w:tblGrid>
-        <w:gridCol w:w="2880"/>
-        <w:gridCol w:w="2880"/>
-        <w:gridCol w:w="2880"/>
-      </w:tblGrid>
-      <w:tr>
-        <w:tc>
-          <w:tcPr>
-            <w:tcW w:type="dxa" w:w="2880"/>
-          </w:tcPr>
-          <w:p>
-            <w:r>
-              <w:rPr>
-                <w:b/>
-              </w:rPr>
-              <w:t>常數</w:t>
-            </w:r>
-          </w:p>
-        </w:tc>
-        <w:tc>
-          <w:tcPr>
-            <w:tcW w:type="dxa" w:w="2880"/>
-          </w:tcPr>
-          <w:p>
-            <w:r>
-              <w:rPr>
-                <w:b/>
-              </w:rPr>
-              <w:t>預設值</w:t>
-            </w:r>
-          </w:p>
-        </w:tc>
-        <w:tc>
-          <w:tcPr>
-            <w:tcW w:type="dxa" w:w="2880"/>
-          </w:tcPr>
-          <w:p>
-            <w:r>
-              <w:rPr>
-                <w:b/>
-              </w:rPr>
-              <w:t>說明</w:t>
-            </w:r>
-          </w:p>
-        </w:tc>
-      </w:tr>
-      <w:tr>
-        <w:tc>
-          <w:tcPr>
-            <w:tcW w:type="dxa" w:w="2880"/>
-          </w:tcPr>
-          <w:p>
-            <w:r>
-              <w:t>DEFAULT_CARDS_PER_DAY</w:t>
-            </w:r>
-          </w:p>
-        </w:tc>
-        <w:tc>
-          <w:tcPr>
-            <w:tcW w:type="dxa" w:w="2880"/>
-          </w:tcPr>
-          <w:p>
-            <w:r>
-              <w:t>3</w:t>
-            </w:r>
-          </w:p>
-        </w:tc>
-        <w:tc>
-          <w:tcPr>
-            <w:tcW w:type="dxa" w:w="2880"/>
-          </w:tcPr>
-          <w:p>
-            <w:r>
-              <w:t>每天打幾張牌後日結</w:t>
-            </w:r>
-          </w:p>
-        </w:tc>
-      </w:tr>
-      <w:tr>
-        <w:tc>
-          <w:tcPr>
-            <w:tcW w:type="dxa" w:w="2880"/>
-          </w:tcPr>
-          <w:p>
-            <w:r>
-              <w:t>ENTROPY_DREAM_THRESHOLD</w:t>
-            </w:r>
-          </w:p>
-        </w:tc>
-        <w:tc>
-          <w:tcPr>
-            <w:tcW w:type="dxa" w:w="2880"/>
-          </w:tcPr>
-          <w:p>
-            <w:r>
-              <w:t>100</w:t>
-            </w:r>
-          </w:p>
-        </w:tc>
-        <w:tc>
-          <w:tcPr>
-            <w:tcW w:type="dxa" w:w="2880"/>
-          </w:tcPr>
-          <w:p>
-            <w:r>
-              <w:t>壓抑熵觸發夢境的閾值</w:t>
-            </w:r>
-          </w:p>
-        </w:tc>
-      </w:tr>
-      <w:tr>
-        <w:tc>
-          <w:tcPr>
-            <w:tcW w:type="dxa" w:w="2880"/>
-          </w:tcPr>
-          <w:p>
-            <w:r>
-              <w:t>VALUE_LIMITS.max</w:t>
-            </w:r>
-          </w:p>
-        </w:tc>
-        <w:tc>
-          <w:tcPr>
-            <w:tcW w:type="dxa" w:w="2880"/>
-          </w:tcPr>
-          <w:p>
-            <w:r>
-              <w:t>100</w:t>
-            </w:r>
-          </w:p>
-        </w:tc>
-        <w:tc>
-          <w:tcPr>
-            <w:tcW w:type="dxa" w:w="2880"/>
-          </w:tcPr>
-          <w:p>
-            <w:r>
-              <w:t>所有數值上限（含 Entropy）</w:t>
-            </w:r>
-          </w:p>
-        </w:tc>
-      </w:tr>
-      <w:tr>
-        <w:tc>
-          <w:tcPr>
-            <w:tcW w:type="dxa" w:w="2880"/>
-          </w:tcPr>
-          <w:p>
-            <w:r>
-              <w:t>AGE_POOL_THRESHOLDS.youth</w:t>
-            </w:r>
-          </w:p>
-        </w:tc>
-        <w:tc>
-          <w:tcPr>
-            <w:tcW w:type="dxa" w:w="2880"/>
-          </w:tcPr>
-          <w:p>
-            <w:r>
-              <w:t>Day 20</w:t>
-            </w:r>
-          </w:p>
-        </w:tc>
-        <w:tc>
-          <w:tcPr>
-            <w:tcW w:type="dxa" w:w="2880"/>
-          </w:tcPr>
-          <w:p>
-            <w:r>
-              <w:t>童年→青年切換天數</w:t>
-            </w:r>
-          </w:p>
-        </w:tc>
-      </w:tr>
-      <w:tr>
-        <w:tc>
-          <w:tcPr>
-            <w:tcW w:type="dxa" w:w="2880"/>
-          </w:tcPr>
-          <w:p>
-            <w:r>
-              <w:t>AGE_POOL_THRESHOLDS.midlife</w:t>
-            </w:r>
-          </w:p>
-        </w:tc>
-        <w:tc>
-          <w:tcPr>
-            <w:tcW w:type="dxa" w:w="2880"/>
-          </w:tcPr>
-          <w:p>
-            <w:r>
-              <w:t>Day 50</w:t>
-            </w:r>
-          </w:p>
-        </w:tc>
-        <w:tc>
-          <w:tcPr>
-            <w:tcW w:type="dxa" w:w="2880"/>
-          </w:tcPr>
-          <w:p>
-            <w:r>
-              <w:t>青年→中年切換天數</w:t>
-            </w:r>
-          </w:p>
-        </w:tc>
-      </w:tr>
-      <w:tr>
-        <w:tc>
-          <w:tcPr>
-            <w:tcW w:type="dxa" w:w="2880"/>
-          </w:tcPr>
-          <w:p>
-            <w:r>
-              <w:t>AGE_POOL_THRESHOLDS.elder</w:t>
-            </w:r>
-          </w:p>
-        </w:tc>
-        <w:tc>
-          <w:tcPr>
-            <w:tcW w:type="dxa" w:w="2880"/>
-          </w:tcPr>
-          <w:p>
-            <w:r>
-              <w:t>Day 80</w:t>
-            </w:r>
-          </w:p>
-        </w:tc>
-        <w:tc>
-          <w:tcPr>
-            <w:tcW w:type="dxa" w:w="2880"/>
-          </w:tcPr>
-          <w:p>
-            <w:r>
-              <w:t>中年→老年切換天數</w:t>
-            </w:r>
-          </w:p>
-        </w:tc>
-      </w:tr>
-    </w:tbl>
-    <w:p/>
+    <w:p>
+      <w:pPr/>
+    </w:p>
+    <w:p>
+      <w:pPr>
+        <w:pStyle w:val="Heading3"/>
+      </w:pPr>
+      <w:r>
+        <w:t>AGE_POOL_THRESHOLDS（年齡池切換閾值）</w:t>
+      </w:r>
+    </w:p>
+    <w:p>
+      <w:pPr/>
+      <w:r>
+        <w:t>定義在 src/core/constants/gameConfig.ts。</w:t>
+      </w:r>
+    </w:p>
+    <w:p>
+      <w:pPr/>
+      <w:r>
+        <w:t>測試階段：{ childhood:0, juvenile:3, youth:6, midlife:9, elder:12 }</w:t>
+      </w:r>
+    </w:p>
+    <w:p>
+      <w:pPr/>
+      <w:r>
+        <w:t>正式版本：{ childhood:0, juvenile:10, youth:30, midlife:60, elder:90 }</w:t>
+      </w:r>
+    </w:p>
+    <w:p>
+      <w:pPr/>
+      <w:r>
+        <w:t>上線前須將閾值改回正式版數值，並確認各池牌數足夠。</w:t>
+      </w:r>
+    </w:p>
+    <w:p>
+      <w:pPr/>
+    </w:p>
     <w:p>
       <w:pPr>
         <w:pStyle w:val="Heading1"/>
@@ -1365,7 +983,7 @@
     </w:p>
     <w:p>
       <w:r>
-        <w:t>Debug Panel 看天數，Day 20 後切青年池，card_002 / card_003 開始出現。</w:t>
+        <w:t>Debug Panel 看天數：Day 3 起切少年池（card_010~012），Day 6 起切青年池（card_002~003），依此類推。（測試閾值，正式版切換天數不同）</w:t>
       </w:r>
     </w:p>
     <w:p>
@@ -1397,7 +1015,7 @@
         <w:pStyle w:val="ListBullet"/>
       </w:pPr>
       <w:r>
-        <w:t>補充足夠數量的各年齡池牌卡</w:t>
+        <w:t>補充足夠數量的各年齡池牌卡（每池至少涵蓋對應天數 × 3 張）</w:t>
       </w:r>
     </w:p>
     <w:p>
@@ -1414,6 +1032,14 @@
       </w:pPr>
       <w:r>
         <w:t>實作晨間殘留系統</w:t>
+      </w:r>
+    </w:p>
+    <w:p>
+      <w:pPr>
+        <w:pStyle w:val="ListBullet"/>
+      </w:pPr>
+      <w:r>
+        <w:t>AGE_POOL_THRESHOLDS 改回正式版數值（juvenile:10, youth:30, midlife:60, elder:90）</w:t>
       </w:r>
     </w:p>
     <w:sectPr>
